--- a/data/results_v2/PrecisionPhage_Frontiers_manuscript.docx
+++ b/data/results_v2/PrecisionPhage_Frontiers_manuscript.docx
@@ -529,7 +529,7 @@
           <w:b w:val="0"/>
           <w:i w:val="0"/>
         </w:rPr>
-        <w:t>The interaction data analysed in this study derive from publicly available sources (the Nahant Collection and NCBI). The complete analysis code, configuration and result artifacts required to reproduce all figures and tables are available in the project repository at https://github.com/jaisamadhiya/PrecisionPhage. All manuscript numbers come from data/results_v2/. PHIST is available from its original authors.</w:t>
+        <w:t>The interaction data analysed in this study derive from publicly available sources (the Nahant Collection and NCBI). The complete analysis code, configuration and result artifacts required to reproduce all figures and tables are available in the project repository at https://github.com/JaivardhanSamadhiya/frontiers_submission. All manuscript numbers come from data/results_v2/. PHIST is available from its original authors.</w:t>
       </w:r>
     </w:p>
     <w:p>
